--- a/Files/06 - Yom Tov/04 - Shavuos/5783/Shavuos 5783.docx
+++ b/Files/06 - Yom Tov/04 - Shavuos/5783/Shavuos 5783.docx
@@ -1462,7 +1462,7 @@
         <w:rPr>
           <w:rFonts w:ascii="Times New Roman" w:hAnsi="Times New Roman" w:cs="Times New Roman"/>
         </w:rPr>
-        <w:t xml:space="preserve">ll burn me up with the with their </w:t>
+        <w:t xml:space="preserve">ll burn me up with their </w:t>
       </w:r>
       <w:r>
         <w:rPr>
@@ -2327,7 +2327,7 @@
           <w:rFonts w:ascii="Times New Roman" w:hAnsi="Times New Roman" w:cs="Times New Roman" w:hint="cs"/>
           <w:rtl/>
         </w:rPr>
-        <w:t xml:space="preserve">טענה </w:t>
+        <w:t>טענה</w:t>
       </w:r>
       <w:r>
         <w:rPr>
@@ -3274,7 +3274,7 @@
           <w:rFonts w:ascii="Times New Roman" w:hAnsi="Times New Roman" w:cs="Times New Roman" w:hint="cs"/>
           <w:rtl/>
         </w:rPr>
-        <w:t xml:space="preserve">רוחניות </w:t>
+        <w:t>רוחניות</w:t>
       </w:r>
       <w:r>
         <w:rPr>
@@ -4186,7 +4186,7 @@
           <w:rFonts w:ascii="Times New Roman" w:hAnsi="Times New Roman" w:cs="Times New Roman"/>
           <w:rtl/>
         </w:rPr>
-        <w:t>״</w:t>
+        <w:t>"</w:t>
       </w:r>
       <w:r>
         <w:rPr>
@@ -4456,7 +4456,7 @@
           <w:rFonts w:ascii="Times New Roman" w:hAnsi="Times New Roman" w:cs="Times New Roman"/>
           <w:rtl/>
         </w:rPr>
-        <w:t xml:space="preserve"> </w:t>
+        <w:t> </w:t>
       </w:r>
       <w:r>
         <w:rPr>
@@ -4571,7 +4571,236 @@
           <w:rFonts w:ascii="Times New Roman" w:hAnsi="Times New Roman" w:cs="Times New Roman" w:hint="cs"/>
           <w:rtl/>
         </w:rPr>
+        <w:t>קינדערלאך</w:t>
+      </w:r>
+      <w:r>
+        <w:rPr>
+          <w:rFonts w:ascii="Times New Roman" w:hAnsi="Times New Roman" w:cs="Times New Roman"/>
+        </w:rPr>
+        <w:t xml:space="preserve"> </w:t>
+      </w:r>
+      <w:r>
+        <w:rPr>
+          <w:rFonts w:ascii="Times New Roman" w:hAnsi="Times New Roman" w:cs="Times New Roman"/>
+        </w:rPr>
+        <w:t>that</w:t>
+      </w:r>
+      <w:r>
+        <w:rPr>
+          <w:rFonts w:ascii="Times New Roman" w:hAnsi="Times New Roman" w:cs="Times New Roman"/>
+        </w:rPr>
+        <w:t xml:space="preserve"> were able to get the </w:t>
+      </w:r>
+      <w:r>
+        <w:rPr>
+          <w:rFonts w:ascii="Times New Roman" w:hAnsi="Times New Roman" w:cs="Times New Roman"/>
+        </w:rPr>
+        <w:t>Torah</w:t>
+      </w:r>
+      <w:r>
+        <w:rPr>
+          <w:rFonts w:ascii="Times New Roman" w:hAnsi="Times New Roman" w:cs="Times New Roman"/>
+        </w:rPr>
+        <w:t xml:space="preserve">, </w:t>
+      </w:r>
+      <w:r>
+        <w:rPr>
+          <w:rFonts w:ascii="Times New Roman" w:hAnsi="Times New Roman" w:cs="Times New Roman"/>
+        </w:rPr>
+        <w:t xml:space="preserve">not in the </w:t>
+      </w:r>
+      <w:r>
+        <w:rPr>
+          <w:rFonts w:ascii="Times New Roman" w:hAnsi="Times New Roman" w:cs="Times New Roman" w:hint="cs"/>
+          <w:rtl/>
+        </w:rPr>
+        <w:t>זכות</w:t>
+      </w:r>
+      <w:r>
+        <w:rPr>
+          <w:rFonts w:ascii="Times New Roman" w:hAnsi="Times New Roman" w:cs="Times New Roman"/>
+        </w:rPr>
+        <w:t xml:space="preserve"> of the </w:t>
+      </w:r>
+      <w:r>
+        <w:rPr>
+          <w:rFonts w:ascii="Times New Roman" w:hAnsi="Times New Roman" w:cs="Times New Roman" w:hint="cs"/>
+          <w:rtl/>
+        </w:rPr>
+        <w:t>אבות</w:t>
+      </w:r>
+      <w:r>
+        <w:rPr>
+          <w:rFonts w:ascii="Times New Roman" w:hAnsi="Times New Roman" w:cs="Times New Roman"/>
+        </w:rPr>
+        <w:t xml:space="preserve">, not in the </w:t>
+      </w:r>
+      <w:r>
+        <w:rPr>
+          <w:rFonts w:ascii="Times New Roman" w:hAnsi="Times New Roman" w:cs="Times New Roman" w:hint="cs"/>
+          <w:rtl/>
+        </w:rPr>
+        <w:t>זכות</w:t>
+      </w:r>
+      <w:r>
+        <w:rPr>
+          <w:rFonts w:ascii="Times New Roman" w:hAnsi="Times New Roman" w:cs="Times New Roman"/>
+        </w:rPr>
+        <w:t xml:space="preserve"> of our </w:t>
+      </w:r>
+      <w:r>
+        <w:rPr>
+          <w:rFonts w:ascii="Times New Roman" w:hAnsi="Times New Roman" w:cs="Times New Roman" w:hint="cs"/>
+          <w:rtl/>
+        </w:rPr>
+        <w:t>מצ</w:t>
+      </w:r>
+      <w:r>
+        <w:rPr>
+          <w:rFonts w:ascii="Times New Roman" w:hAnsi="Times New Roman" w:cs="Times New Roman" w:hint="cs"/>
+          <w:rtl/>
+        </w:rPr>
+        <w:t>וו</w:t>
+      </w:r>
+      <w:r>
+        <w:rPr>
+          <w:rFonts w:ascii="Times New Roman" w:hAnsi="Times New Roman" w:cs="Times New Roman" w:hint="cs"/>
+          <w:rtl/>
+        </w:rPr>
+        <w:t>ת</w:t>
+      </w:r>
+      <w:r>
+        <w:rPr>
+          <w:rFonts w:ascii="Times New Roman" w:hAnsi="Times New Roman" w:cs="Times New Roman"/>
+        </w:rPr>
+        <w:t xml:space="preserve">, not in the </w:t>
+      </w:r>
+      <w:r>
+        <w:rPr>
+          <w:rFonts w:ascii="Times New Roman" w:hAnsi="Times New Roman" w:cs="Times New Roman" w:hint="cs"/>
+          <w:rtl/>
+        </w:rPr>
         <w:lastRenderedPageBreak/>
+        <w:t>זכות</w:t>
+      </w:r>
+      <w:r>
+        <w:rPr>
+          <w:rFonts w:ascii="Times New Roman" w:hAnsi="Times New Roman" w:cs="Times New Roman"/>
+        </w:rPr>
+        <w:t xml:space="preserve"> of our </w:t>
+      </w:r>
+      <w:r>
+        <w:rPr>
+          <w:rFonts w:ascii="Times New Roman" w:hAnsi="Times New Roman" w:cs="Times New Roman"/>
+        </w:rPr>
+        <w:t xml:space="preserve">Torah </w:t>
+      </w:r>
+      <w:r>
+        <w:rPr>
+          <w:rFonts w:ascii="Times New Roman" w:hAnsi="Times New Roman" w:cs="Times New Roman"/>
+        </w:rPr>
+        <w:t xml:space="preserve">or even of our </w:t>
+      </w:r>
+      <w:r>
+        <w:rPr>
+          <w:rFonts w:ascii="Times New Roman" w:hAnsi="Times New Roman" w:cs="Times New Roman" w:hint="cs"/>
+          <w:rtl/>
+        </w:rPr>
+        <w:t>גמילות</w:t>
+      </w:r>
+      <w:r>
+        <w:rPr>
+          <w:rFonts w:ascii="Times New Roman" w:hAnsi="Times New Roman" w:cs="Times New Roman"/>
+          <w:rtl/>
+        </w:rPr>
+        <w:t xml:space="preserve"> </w:t>
+      </w:r>
+      <w:r>
+        <w:rPr>
+          <w:rFonts w:ascii="Times New Roman" w:hAnsi="Times New Roman" w:cs="Times New Roman" w:hint="cs"/>
+          <w:rtl/>
+        </w:rPr>
+        <w:t>חסדים</w:t>
+      </w:r>
+      <w:r>
+        <w:rPr>
+          <w:rFonts w:ascii="Times New Roman" w:hAnsi="Times New Roman" w:cs="Times New Roman"/>
+        </w:rPr>
+        <w:t xml:space="preserve">. It was in the </w:t>
+      </w:r>
+      <w:r>
+        <w:rPr>
+          <w:rFonts w:ascii="Times New Roman" w:hAnsi="Times New Roman" w:cs="Times New Roman" w:hint="cs"/>
+          <w:rtl/>
+        </w:rPr>
+        <w:t>זכות</w:t>
+      </w:r>
+      <w:r>
+        <w:rPr>
+          <w:rFonts w:ascii="Times New Roman" w:hAnsi="Times New Roman" w:cs="Times New Roman"/>
+        </w:rPr>
+        <w:t xml:space="preserve"> of the </w:t>
+      </w:r>
+      <w:r>
+        <w:rPr>
+          <w:rFonts w:ascii="Times New Roman" w:hAnsi="Times New Roman" w:cs="Times New Roman" w:hint="cs"/>
+          <w:rtl/>
+        </w:rPr>
+        <w:t>תינוקות</w:t>
+      </w:r>
+      <w:r>
+        <w:rPr>
+          <w:rFonts w:ascii="Times New Roman" w:hAnsi="Times New Roman" w:cs="Times New Roman"/>
+          <w:rtl/>
+        </w:rPr>
+        <w:t xml:space="preserve"> </w:t>
+      </w:r>
+      <w:r>
+        <w:rPr>
+          <w:rFonts w:ascii="Times New Roman" w:hAnsi="Times New Roman" w:cs="Times New Roman" w:hint="cs"/>
+          <w:rtl/>
+        </w:rPr>
+        <w:t>של</w:t>
+      </w:r>
+      <w:r>
+        <w:rPr>
+          <w:rFonts w:ascii="Times New Roman" w:hAnsi="Times New Roman" w:cs="Times New Roman"/>
+          <w:rtl/>
+        </w:rPr>
+        <w:t xml:space="preserve"> </w:t>
+      </w:r>
+      <w:r>
+        <w:rPr>
+          <w:rFonts w:ascii="Times New Roman" w:hAnsi="Times New Roman" w:cs="Times New Roman" w:hint="cs"/>
+          <w:rtl/>
+        </w:rPr>
+        <w:t>בית</w:t>
+      </w:r>
+      <w:r>
+        <w:rPr>
+          <w:rFonts w:ascii="Times New Roman" w:hAnsi="Times New Roman" w:cs="Times New Roman"/>
+          <w:rtl/>
+        </w:rPr>
+        <w:t xml:space="preserve"> </w:t>
+      </w:r>
+      <w:r>
+        <w:rPr>
+          <w:rFonts w:ascii="Times New Roman" w:hAnsi="Times New Roman" w:cs="Times New Roman" w:hint="cs"/>
+          <w:rtl/>
+        </w:rPr>
+        <w:t>רבן</w:t>
+      </w:r>
+      <w:r>
+        <w:rPr>
+          <w:rFonts w:ascii="Times New Roman" w:hAnsi="Times New Roman" w:cs="Times New Roman"/>
+        </w:rPr>
+        <w:t xml:space="preserve">. All of our </w:t>
+      </w:r>
+      <w:r>
+        <w:rPr>
+          <w:rFonts w:ascii="Times New Roman" w:hAnsi="Times New Roman" w:cs="Times New Roman" w:hint="cs"/>
+          <w:rtl/>
+        </w:rPr>
         <w:t>קינדערלאך</w:t>
       </w:r>
       <w:r>
@@ -4582,235 +4811,6 @@
       </w:r>
       <w:r>
         <w:rPr>
-          <w:rFonts w:ascii="Times New Roman" w:hAnsi="Times New Roman" w:cs="Times New Roman"/>
-        </w:rPr>
-        <w:t>that</w:t>
-      </w:r>
-      <w:r>
-        <w:rPr>
-          <w:rFonts w:ascii="Times New Roman" w:hAnsi="Times New Roman" w:cs="Times New Roman"/>
-        </w:rPr>
-        <w:t xml:space="preserve"> were able to get the </w:t>
-      </w:r>
-      <w:r>
-        <w:rPr>
-          <w:rFonts w:ascii="Times New Roman" w:hAnsi="Times New Roman" w:cs="Times New Roman"/>
-        </w:rPr>
-        <w:t>Torah</w:t>
-      </w:r>
-      <w:r>
-        <w:rPr>
-          <w:rFonts w:ascii="Times New Roman" w:hAnsi="Times New Roman" w:cs="Times New Roman"/>
-        </w:rPr>
-        <w:t xml:space="preserve">, </w:t>
-      </w:r>
-      <w:r>
-        <w:rPr>
-          <w:rFonts w:ascii="Times New Roman" w:hAnsi="Times New Roman" w:cs="Times New Roman"/>
-        </w:rPr>
-        <w:t xml:space="preserve">not in the </w:t>
-      </w:r>
-      <w:r>
-        <w:rPr>
-          <w:rFonts w:ascii="Times New Roman" w:hAnsi="Times New Roman" w:cs="Times New Roman" w:hint="cs"/>
-          <w:rtl/>
-        </w:rPr>
-        <w:t>זכות</w:t>
-      </w:r>
-      <w:r>
-        <w:rPr>
-          <w:rFonts w:ascii="Times New Roman" w:hAnsi="Times New Roman" w:cs="Times New Roman"/>
-        </w:rPr>
-        <w:t xml:space="preserve"> of the </w:t>
-      </w:r>
-      <w:r>
-        <w:rPr>
-          <w:rFonts w:ascii="Times New Roman" w:hAnsi="Times New Roman" w:cs="Times New Roman" w:hint="cs"/>
-          <w:rtl/>
-        </w:rPr>
-        <w:t>אבות</w:t>
-      </w:r>
-      <w:r>
-        <w:rPr>
-          <w:rFonts w:ascii="Times New Roman" w:hAnsi="Times New Roman" w:cs="Times New Roman"/>
-        </w:rPr>
-        <w:t xml:space="preserve">, not in the </w:t>
-      </w:r>
-      <w:r>
-        <w:rPr>
-          <w:rFonts w:ascii="Times New Roman" w:hAnsi="Times New Roman" w:cs="Times New Roman" w:hint="cs"/>
-          <w:rtl/>
-        </w:rPr>
-        <w:t>זכות</w:t>
-      </w:r>
-      <w:r>
-        <w:rPr>
-          <w:rFonts w:ascii="Times New Roman" w:hAnsi="Times New Roman" w:cs="Times New Roman"/>
-        </w:rPr>
-        <w:t xml:space="preserve"> of our </w:t>
-      </w:r>
-      <w:r>
-        <w:rPr>
-          <w:rFonts w:ascii="Times New Roman" w:hAnsi="Times New Roman" w:cs="Times New Roman" w:hint="cs"/>
-          <w:rtl/>
-        </w:rPr>
-        <w:t>מצ</w:t>
-      </w:r>
-      <w:r>
-        <w:rPr>
-          <w:rFonts w:ascii="Times New Roman" w:hAnsi="Times New Roman" w:cs="Times New Roman" w:hint="cs"/>
-          <w:rtl/>
-        </w:rPr>
-        <w:t>וו</w:t>
-      </w:r>
-      <w:r>
-        <w:rPr>
-          <w:rFonts w:ascii="Times New Roman" w:hAnsi="Times New Roman" w:cs="Times New Roman" w:hint="cs"/>
-          <w:rtl/>
-        </w:rPr>
-        <w:t>ת</w:t>
-      </w:r>
-      <w:r>
-        <w:rPr>
-          <w:rFonts w:ascii="Times New Roman" w:hAnsi="Times New Roman" w:cs="Times New Roman"/>
-        </w:rPr>
-        <w:t xml:space="preserve">, not in the </w:t>
-      </w:r>
-      <w:r>
-        <w:rPr>
-          <w:rFonts w:ascii="Times New Roman" w:hAnsi="Times New Roman" w:cs="Times New Roman" w:hint="cs"/>
-          <w:rtl/>
-        </w:rPr>
-        <w:t>זכות</w:t>
-      </w:r>
-      <w:r>
-        <w:rPr>
-          <w:rFonts w:ascii="Times New Roman" w:hAnsi="Times New Roman" w:cs="Times New Roman"/>
-        </w:rPr>
-        <w:t xml:space="preserve"> of our </w:t>
-      </w:r>
-      <w:r>
-        <w:rPr>
-          <w:rFonts w:ascii="Times New Roman" w:hAnsi="Times New Roman" w:cs="Times New Roman"/>
-        </w:rPr>
-        <w:t xml:space="preserve">Torah </w:t>
-      </w:r>
-      <w:r>
-        <w:rPr>
-          <w:rFonts w:ascii="Times New Roman" w:hAnsi="Times New Roman" w:cs="Times New Roman"/>
-        </w:rPr>
-        <w:t xml:space="preserve">or even of our </w:t>
-      </w:r>
-      <w:r>
-        <w:rPr>
-          <w:rFonts w:ascii="Times New Roman" w:hAnsi="Times New Roman" w:cs="Times New Roman" w:hint="cs"/>
-          <w:rtl/>
-        </w:rPr>
-        <w:t>גמילות</w:t>
-      </w:r>
-      <w:r>
-        <w:rPr>
-          <w:rFonts w:ascii="Times New Roman" w:hAnsi="Times New Roman" w:cs="Times New Roman"/>
-          <w:rtl/>
-        </w:rPr>
-        <w:t xml:space="preserve"> </w:t>
-      </w:r>
-      <w:r>
-        <w:rPr>
-          <w:rFonts w:ascii="Times New Roman" w:hAnsi="Times New Roman" w:cs="Times New Roman" w:hint="cs"/>
-          <w:rtl/>
-        </w:rPr>
-        <w:t>חסדים</w:t>
-      </w:r>
-      <w:r>
-        <w:rPr>
-          <w:rFonts w:ascii="Times New Roman" w:hAnsi="Times New Roman" w:cs="Times New Roman"/>
-        </w:rPr>
-        <w:t xml:space="preserve">. It was in the </w:t>
-      </w:r>
-      <w:r>
-        <w:rPr>
-          <w:rFonts w:ascii="Times New Roman" w:hAnsi="Times New Roman" w:cs="Times New Roman" w:hint="cs"/>
-          <w:rtl/>
-        </w:rPr>
-        <w:t>זכות</w:t>
-      </w:r>
-      <w:r>
-        <w:rPr>
-          <w:rFonts w:ascii="Times New Roman" w:hAnsi="Times New Roman" w:cs="Times New Roman"/>
-        </w:rPr>
-        <w:t xml:space="preserve"> of the </w:t>
-      </w:r>
-      <w:r>
-        <w:rPr>
-          <w:rFonts w:ascii="Times New Roman" w:hAnsi="Times New Roman" w:cs="Times New Roman" w:hint="cs"/>
-          <w:rtl/>
-        </w:rPr>
-        <w:t>תינוקות</w:t>
-      </w:r>
-      <w:r>
-        <w:rPr>
-          <w:rFonts w:ascii="Times New Roman" w:hAnsi="Times New Roman" w:cs="Times New Roman"/>
-          <w:rtl/>
-        </w:rPr>
-        <w:t xml:space="preserve"> </w:t>
-      </w:r>
-      <w:r>
-        <w:rPr>
-          <w:rFonts w:ascii="Times New Roman" w:hAnsi="Times New Roman" w:cs="Times New Roman" w:hint="cs"/>
-          <w:rtl/>
-        </w:rPr>
-        <w:t>של</w:t>
-      </w:r>
-      <w:r>
-        <w:rPr>
-          <w:rFonts w:ascii="Times New Roman" w:hAnsi="Times New Roman" w:cs="Times New Roman"/>
-          <w:rtl/>
-        </w:rPr>
-        <w:t xml:space="preserve"> </w:t>
-      </w:r>
-      <w:r>
-        <w:rPr>
-          <w:rFonts w:ascii="Times New Roman" w:hAnsi="Times New Roman" w:cs="Times New Roman" w:hint="cs"/>
-          <w:rtl/>
-        </w:rPr>
-        <w:t>בית</w:t>
-      </w:r>
-      <w:r>
-        <w:rPr>
-          <w:rFonts w:ascii="Times New Roman" w:hAnsi="Times New Roman" w:cs="Times New Roman"/>
-          <w:rtl/>
-        </w:rPr>
-        <w:t xml:space="preserve"> </w:t>
-      </w:r>
-      <w:r>
-        <w:rPr>
-          <w:rFonts w:ascii="Times New Roman" w:hAnsi="Times New Roman" w:cs="Times New Roman" w:hint="cs"/>
-          <w:rtl/>
-        </w:rPr>
-        <w:t>רבן</w:t>
-      </w:r>
-      <w:r>
-        <w:rPr>
-          <w:rFonts w:ascii="Times New Roman" w:hAnsi="Times New Roman" w:cs="Times New Roman"/>
-        </w:rPr>
-        <w:t xml:space="preserve">. All of our </w:t>
-      </w:r>
-      <w:r>
-        <w:rPr>
-          <w:rFonts w:ascii="Times New Roman" w:hAnsi="Times New Roman" w:cs="Times New Roman" w:hint="cs"/>
-          <w:rtl/>
-        </w:rPr>
-        <w:t>קינדערלאך</w:t>
-      </w:r>
-      <w:r>
-        <w:rPr>
-          <w:rFonts w:ascii="Times New Roman" w:hAnsi="Times New Roman" w:cs="Times New Roman"/>
-        </w:rPr>
-        <w:t xml:space="preserve"> </w:t>
-      </w:r>
-      <w:r>
-        <w:rPr>
           <w:rFonts w:ascii="Times New Roman" w:hAnsi="Times New Roman" w:cs="Times New Roman" w:hint="eastAsia"/>
         </w:rPr>
         <w:t xml:space="preserve">- </w:t>
@@ -4863,7 +4863,7 @@
         <w:rPr>
           <w:rFonts w:ascii="Times New Roman" w:hAnsi="Times New Roman" w:cs="Times New Roman"/>
         </w:rPr>
-        <w:t xml:space="preserve">t </w:t>
+        <w:t>t</w:t>
       </w:r>
       <w:r>
         <w:rPr>
